--- a/Seminario de Sistemas/Kit docente/Clase 9/Quiz Clase 9 - VetCare.docx
+++ b/Seminario de Sistemas/Kit docente/Clase 9/Quiz Clase 9 - VetCare.docx
@@ -421,7 +421,7 @@
           <w:color w:val="2B2B2B"/>
           <w:sz w:val="22"/>
         </w:rPr>
-        <w:t>8. Un compañero afirma que con el diagrama de monigotes y elipses ya quedo documentado el sistema VetCare. Que le responde usted y que le hace falta?</w:t>
+        <w:t>8. Un compañero afirma que con el diagrama de figuras de actor y elipses ya quedo documentado el sistema VetCare. Que le responde usted y que le hace falta?</w:t>
       </w:r>
     </w:p>
     <w:p>
